--- a/ТЗ_СетиАСОИУ_Гаврилов_Турсков.docx
+++ b/ТЗ_СетиАСОИУ_Гаврилов_Турсков.docx
@@ -1008,15 +1008,16 @@
           <w:rFonts w:ascii="Times New Roman" w:eastAsia="Times New Roman" w:hAnsi="Times New Roman" w:cs="Times New Roman"/>
           <w:sz w:val="28"/>
           <w:szCs w:val="28"/>
-        </w:rPr>
-      </w:pPr>
-      <w:r>
-        <w:rPr>
-          <w:rFonts w:ascii="Times New Roman" w:eastAsia="Times New Roman" w:hAnsi="Times New Roman" w:cs="Times New Roman"/>
-          <w:sz w:val="28"/>
-          <w:szCs w:val="28"/>
-        </w:rPr>
-        <w:t>Распределённая информационная система обмена файлами в реальном времени.</w:t>
+          <w:lang w:val="ru-RU"/>
+        </w:rPr>
+      </w:pPr>
+      <w:r>
+        <w:rPr>
+          <w:rFonts w:ascii="Times New Roman" w:eastAsia="Times New Roman" w:hAnsi="Times New Roman" w:cs="Times New Roman"/>
+          <w:sz w:val="28"/>
+          <w:szCs w:val="28"/>
+        </w:rPr>
+        <w:t>Распределённая информационная система генерации тестовых данных с помощью LLM в реальном времени (чат, файлы, потоковая выдача результатов).</w:t>
       </w:r>
     </w:p>
     <w:p>
@@ -1028,6 +1029,7 @@
           <w:rFonts w:ascii="Times New Roman" w:eastAsia="Times New Roman" w:hAnsi="Times New Roman" w:cs="Times New Roman"/>
           <w:sz w:val="28"/>
           <w:szCs w:val="28"/>
+          <w:lang w:val="ru-RU"/>
         </w:rPr>
       </w:pPr>
     </w:p>
@@ -1515,15 +1517,16 @@
           <w:rFonts w:ascii="Times New Roman" w:eastAsia="Times New Roman" w:hAnsi="Times New Roman" w:cs="Times New Roman"/>
           <w:sz w:val="28"/>
           <w:szCs w:val="28"/>
-        </w:rPr>
-      </w:pPr>
-      <w:r>
-        <w:rPr>
-          <w:rFonts w:ascii="Times New Roman" w:eastAsia="Times New Roman" w:hAnsi="Times New Roman" w:cs="Times New Roman"/>
-          <w:sz w:val="28"/>
-          <w:szCs w:val="28"/>
-        </w:rPr>
-        <w:t xml:space="preserve">Разработать распределённую систему для обмена файлами в реальном времени, состоящую из трех уровней: прикладной, транспортный и </w:t>
+          <w:lang w:val="ru-RU"/>
+        </w:rPr>
+      </w:pPr>
+      <w:r>
+        <w:rPr>
+          <w:rFonts w:ascii="Times New Roman" w:eastAsia="Times New Roman" w:hAnsi="Times New Roman" w:cs="Times New Roman"/>
+          <w:sz w:val="28"/>
+          <w:szCs w:val="28"/>
+        </w:rPr>
+        <w:t xml:space="preserve">Разработать распределённую систему для генерации тестовых данных по заданной JSON </w:t>
       </w:r>
       <w:proofErr w:type="spellStart"/>
       <w:r>
@@ -1532,6 +1535,24 @@
           <w:sz w:val="28"/>
           <w:szCs w:val="28"/>
         </w:rPr>
+        <w:t>Schema</w:t>
+      </w:r>
+      <w:proofErr w:type="spellEnd"/>
+      <w:r>
+        <w:rPr>
+          <w:rFonts w:ascii="Times New Roman" w:eastAsia="Times New Roman" w:hAnsi="Times New Roman" w:cs="Times New Roman"/>
+          <w:sz w:val="28"/>
+          <w:szCs w:val="28"/>
+        </w:rPr>
+        <w:t xml:space="preserve"> с помощью локальной LLM в реальном времени, состоящую из трёх уровней: прикладной, транспортный и </w:t>
+      </w:r>
+      <w:proofErr w:type="spellStart"/>
+      <w:r>
+        <w:rPr>
+          <w:rFonts w:ascii="Times New Roman" w:eastAsia="Times New Roman" w:hAnsi="Times New Roman" w:cs="Times New Roman"/>
+          <w:sz w:val="28"/>
+          <w:szCs w:val="28"/>
+        </w:rPr>
         <w:t>агентный</w:t>
       </w:r>
       <w:proofErr w:type="spellEnd"/>
@@ -1541,7 +1562,7 @@
           <w:sz w:val="28"/>
           <w:szCs w:val="28"/>
         </w:rPr>
-        <w:t>, каждый из которых реализуется отдельным веб-сервисом.</w:t>
+        <w:t>, каждый из которых реализуется отдельным веб-сервисом (с поддержкой обмена файлами и сообщениями в чате на прикладном уровне).</w:t>
       </w:r>
     </w:p>
     <w:p>
@@ -1553,6 +1574,7 @@
           <w:rFonts w:ascii="Times New Roman" w:eastAsia="Times New Roman" w:hAnsi="Times New Roman" w:cs="Times New Roman"/>
           <w:sz w:val="28"/>
           <w:szCs w:val="28"/>
+          <w:lang w:val="ru-RU"/>
         </w:rPr>
       </w:pPr>
     </w:p>
@@ -2251,61 +2273,34 @@
           <w:sz w:val="28"/>
           <w:szCs w:val="28"/>
         </w:rPr>
-        <w:t xml:space="preserve">Реализация </w:t>
-      </w:r>
-      <w:r>
-        <w:rPr>
-          <w:rFonts w:ascii="Times New Roman" w:eastAsia="Times New Roman" w:hAnsi="Times New Roman" w:cs="Times New Roman"/>
-          <w:sz w:val="28"/>
-          <w:szCs w:val="28"/>
-          <w:lang w:val="en-US"/>
-        </w:rPr>
-        <w:t>HTTP</w:t>
-      </w:r>
-      <w:r>
-        <w:rPr>
-          <w:rFonts w:ascii="Times New Roman" w:eastAsia="Times New Roman" w:hAnsi="Times New Roman" w:cs="Times New Roman"/>
-          <w:sz w:val="28"/>
-          <w:szCs w:val="28"/>
-          <w:lang w:val="ru-RU"/>
-        </w:rPr>
-        <w:t>-</w:t>
-      </w:r>
-      <w:r>
-        <w:rPr>
-          <w:rFonts w:ascii="Times New Roman" w:eastAsia="Times New Roman" w:hAnsi="Times New Roman" w:cs="Times New Roman"/>
-          <w:sz w:val="28"/>
-          <w:szCs w:val="28"/>
-          <w:lang w:val="ru-RU"/>
-        </w:rPr>
-        <w:t xml:space="preserve">метода </w:t>
-      </w:r>
-      <w:r>
-        <w:rPr>
-          <w:rFonts w:ascii="Times New Roman" w:eastAsia="Times New Roman" w:hAnsi="Times New Roman" w:cs="Times New Roman"/>
-          <w:sz w:val="28"/>
-          <w:szCs w:val="28"/>
-          <w:lang w:val="en-US"/>
-        </w:rPr>
-        <w:t>Send</w:t>
-      </w:r>
-      <w:r>
-        <w:rPr>
-          <w:rFonts w:ascii="Times New Roman" w:eastAsia="Times New Roman" w:hAnsi="Times New Roman" w:cs="Times New Roman"/>
-          <w:sz w:val="28"/>
-          <w:szCs w:val="28"/>
-          <w:lang w:val="ru-RU"/>
-        </w:rPr>
-        <w:t xml:space="preserve"> </w:t>
-      </w:r>
-      <w:r>
-        <w:rPr>
-          <w:rFonts w:ascii="Times New Roman" w:eastAsia="Times New Roman" w:hAnsi="Times New Roman" w:cs="Times New Roman"/>
-          <w:sz w:val="28"/>
-          <w:szCs w:val="28"/>
-          <w:lang w:val="ru-RU"/>
-        </w:rPr>
-        <w:t xml:space="preserve">для сегментирования сообщений: </w:t>
+        <w:t xml:space="preserve">Приём сегментов от </w:t>
+      </w:r>
+      <w:proofErr w:type="spellStart"/>
+      <w:r>
+        <w:rPr>
+          <w:rFonts w:ascii="Times New Roman" w:eastAsia="Times New Roman" w:hAnsi="Times New Roman" w:cs="Times New Roman"/>
+          <w:sz w:val="28"/>
+          <w:szCs w:val="28"/>
+        </w:rPr>
+        <w:t>агентного</w:t>
+      </w:r>
+      <w:proofErr w:type="spellEnd"/>
+      <w:r>
+        <w:rPr>
+          <w:rFonts w:ascii="Times New Roman" w:eastAsia="Times New Roman" w:hAnsi="Times New Roman" w:cs="Times New Roman"/>
+          <w:sz w:val="28"/>
+          <w:szCs w:val="28"/>
+        </w:rPr>
+        <w:t xml:space="preserve"> уровня, буферизация, сборка и передача на прикладной уровень</w:t>
+      </w:r>
+      <w:r>
+        <w:rPr>
+          <w:rFonts w:ascii="Times New Roman" w:eastAsia="Times New Roman" w:hAnsi="Times New Roman" w:cs="Times New Roman"/>
+          <w:sz w:val="28"/>
+          <w:szCs w:val="28"/>
+          <w:lang w:val="ru-RU"/>
+        </w:rPr>
+        <w:t xml:space="preserve">: </w:t>
       </w:r>
     </w:p>
     <w:p>
@@ -2321,33 +2316,35 @@
           <w:rFonts w:ascii="Times New Roman" w:eastAsia="Times New Roman" w:hAnsi="Times New Roman" w:cs="Times New Roman"/>
           <w:sz w:val="28"/>
           <w:szCs w:val="28"/>
-        </w:rPr>
-      </w:pPr>
-      <w:r>
-        <w:rPr>
-          <w:rFonts w:ascii="Times New Roman" w:eastAsia="Times New Roman" w:hAnsi="Times New Roman" w:cs="Times New Roman"/>
-          <w:sz w:val="28"/>
-          <w:szCs w:val="28"/>
-          <w:lang w:val="ru-RU"/>
-        </w:rPr>
-        <w:t>Разбиение</w:t>
-      </w:r>
-      <w:r>
-        <w:rPr>
-          <w:rFonts w:ascii="Times New Roman" w:eastAsia="Times New Roman" w:hAnsi="Times New Roman" w:cs="Times New Roman"/>
-          <w:sz w:val="28"/>
-          <w:szCs w:val="28"/>
-        </w:rPr>
-        <w:t xml:space="preserve"> сообщения на сегменты по 1000 байт</w:t>
-      </w:r>
-      <w:r>
-        <w:rPr>
-          <w:rFonts w:ascii="Times New Roman" w:eastAsia="Times New Roman" w:hAnsi="Times New Roman" w:cs="Times New Roman"/>
-          <w:sz w:val="28"/>
-          <w:szCs w:val="28"/>
-          <w:lang w:val="ru-RU"/>
-        </w:rPr>
-        <w:t xml:space="preserve"> и их поочередная отправка на </w:t>
+          <w:lang w:val="ru-RU"/>
+        </w:rPr>
+      </w:pPr>
+      <w:r>
+        <w:rPr>
+          <w:rFonts w:ascii="Times New Roman" w:eastAsia="Times New Roman" w:hAnsi="Times New Roman" w:cs="Times New Roman"/>
+          <w:sz w:val="28"/>
+          <w:szCs w:val="28"/>
+          <w:lang w:val="ru-RU"/>
+        </w:rPr>
+        <w:t>Т</w:t>
+      </w:r>
+      <w:r>
+        <w:rPr>
+          <w:rFonts w:ascii="Times New Roman" w:eastAsia="Times New Roman" w:hAnsi="Times New Roman" w:cs="Times New Roman"/>
+          <w:sz w:val="28"/>
+          <w:szCs w:val="28"/>
+          <w:lang w:val="ru-RU"/>
+        </w:rPr>
+        <w:t>ранспорт принимает сегменты от</w:t>
+      </w:r>
+      <w:r>
+        <w:rPr>
+          <w:rFonts w:ascii="Times New Roman" w:eastAsia="Times New Roman" w:hAnsi="Times New Roman" w:cs="Times New Roman"/>
+          <w:sz w:val="28"/>
+          <w:szCs w:val="28"/>
+          <w:lang w:val="ru-RU"/>
+        </w:rPr>
+        <w:t xml:space="preserve"> </w:t>
       </w:r>
       <w:proofErr w:type="spellStart"/>
       <w:r>
@@ -2357,7 +2354,7 @@
           <w:szCs w:val="28"/>
           <w:lang w:val="ru-RU"/>
         </w:rPr>
-        <w:t>агентный</w:t>
+        <w:t>агентного</w:t>
       </w:r>
       <w:proofErr w:type="spellEnd"/>
       <w:r>
@@ -2367,22 +2364,34 @@
           <w:szCs w:val="28"/>
           <w:lang w:val="ru-RU"/>
         </w:rPr>
-        <w:t xml:space="preserve"> уровень через метод </w:t>
-      </w:r>
-      <w:r>
-        <w:rPr>
-          <w:rFonts w:ascii="Times New Roman" w:eastAsia="Times New Roman" w:hAnsi="Times New Roman" w:cs="Times New Roman"/>
-          <w:sz w:val="28"/>
-          <w:szCs w:val="28"/>
-          <w:lang w:val="en-US"/>
-        </w:rPr>
-        <w:t>Code</w:t>
-      </w:r>
-      <w:r>
-        <w:rPr>
-          <w:rFonts w:ascii="Times New Roman" w:eastAsia="Times New Roman" w:hAnsi="Times New Roman" w:cs="Times New Roman"/>
-          <w:sz w:val="28"/>
-          <w:szCs w:val="28"/>
+        <w:t xml:space="preserve"> уровня по HTTP, кладёт в очередь (</w:t>
+      </w:r>
+      <w:proofErr w:type="spellStart"/>
+      <w:r>
+        <w:rPr>
+          <w:rFonts w:ascii="Times New Roman" w:eastAsia="Times New Roman" w:hAnsi="Times New Roman" w:cs="Times New Roman"/>
+          <w:sz w:val="28"/>
+          <w:szCs w:val="28"/>
+          <w:lang w:val="ru-RU"/>
+        </w:rPr>
+        <w:t>Kafka</w:t>
+      </w:r>
+      <w:proofErr w:type="spellEnd"/>
+      <w:r>
+        <w:rPr>
+          <w:rFonts w:ascii="Times New Roman" w:eastAsia="Times New Roman" w:hAnsi="Times New Roman" w:cs="Times New Roman"/>
+          <w:sz w:val="28"/>
+          <w:szCs w:val="28"/>
+          <w:lang w:val="ru-RU"/>
+        </w:rPr>
+        <w:t>), собирает и передаёт на прикладной</w:t>
+      </w:r>
+      <w:r>
+        <w:rPr>
+          <w:rFonts w:ascii="Times New Roman" w:eastAsia="Times New Roman" w:hAnsi="Times New Roman" w:cs="Times New Roman"/>
+          <w:sz w:val="28"/>
+          <w:szCs w:val="28"/>
+          <w:lang w:val="ru-RU"/>
         </w:rPr>
         <w:t>;</w:t>
       </w:r>
@@ -2400,6 +2409,32 @@
           <w:rFonts w:ascii="Times New Roman" w:eastAsia="Times New Roman" w:hAnsi="Times New Roman" w:cs="Times New Roman"/>
           <w:sz w:val="28"/>
           <w:szCs w:val="28"/>
+          <w:lang w:val="en-NL"/>
+        </w:rPr>
+      </w:pPr>
+      <w:r>
+        <w:rPr>
+          <w:rFonts w:ascii="Times New Roman" w:eastAsia="Times New Roman" w:hAnsi="Times New Roman" w:cs="Times New Roman"/>
+          <w:sz w:val="28"/>
+          <w:szCs w:val="28"/>
+          <w:lang w:val="en-NL"/>
+        </w:rPr>
+        <w:t>Имитация потери сегмента с вероятностью R = 8% (номер варианта LLM 8) на стороне транспортного уровня до помещения сегмента в буфер; при невозможности собрать сообщение за отведённое число циклов сборки сообщение передаётся на прикладной уровень с признаком ошибки.</w:t>
+      </w:r>
+    </w:p>
+    <w:p>
+      <w:pPr>
+        <w:numPr>
+          <w:ilvl w:val="3"/>
+          <w:numId w:val="1"/>
+        </w:numPr>
+        <w:spacing w:line="360" w:lineRule="auto"/>
+        <w:ind w:right="-579"/>
+        <w:jc w:val="both"/>
+        <w:rPr>
+          <w:rFonts w:ascii="Times New Roman" w:eastAsia="Times New Roman" w:hAnsi="Times New Roman" w:cs="Times New Roman"/>
+          <w:sz w:val="28"/>
+          <w:szCs w:val="28"/>
         </w:rPr>
       </w:pPr>
       <w:r>
@@ -2792,6 +2827,7 @@
           <w:sz w:val="28"/>
           <w:szCs w:val="28"/>
         </w:rPr>
+        <w:lastRenderedPageBreak/>
         <w:t>Агентный</w:t>
       </w:r>
       <w:proofErr w:type="spellEnd"/>
@@ -2815,14 +2851,16 @@
         <w:jc w:val="both"/>
         <w:rPr>
           <w:rFonts w:ascii="Times New Roman" w:eastAsia="Times New Roman" w:hAnsi="Times New Roman" w:cs="Times New Roman"/>
-        </w:rPr>
-      </w:pPr>
-      <w:r>
-        <w:rPr>
-          <w:rFonts w:ascii="Times New Roman" w:eastAsia="Times New Roman" w:hAnsi="Times New Roman" w:cs="Times New Roman"/>
-          <w:sz w:val="28"/>
-          <w:szCs w:val="28"/>
-          <w:lang w:val="ru-RU"/>
+          <w:sz w:val="28"/>
+          <w:szCs w:val="28"/>
+          <w:lang w:val="ru-RU"/>
+        </w:rPr>
+      </w:pPr>
+      <w:r>
+        <w:rPr>
+          <w:rFonts w:ascii="Times New Roman" w:eastAsia="Times New Roman" w:hAnsi="Times New Roman" w:cs="Times New Roman"/>
+          <w:sz w:val="28"/>
+          <w:szCs w:val="28"/>
         </w:rPr>
         <w:t xml:space="preserve">Сервис </w:t>
       </w:r>
@@ -2832,7 +2870,6 @@
           <w:rFonts w:ascii="Times New Roman" w:eastAsia="Times New Roman" w:hAnsi="Times New Roman" w:cs="Times New Roman"/>
           <w:sz w:val="28"/>
           <w:szCs w:val="28"/>
-          <w:lang w:val="ru-RU"/>
         </w:rPr>
         <w:t>агентного</w:t>
       </w:r>
@@ -2842,17 +2879,184 @@
           <w:rFonts w:ascii="Times New Roman" w:eastAsia="Times New Roman" w:hAnsi="Times New Roman" w:cs="Times New Roman"/>
           <w:sz w:val="28"/>
           <w:szCs w:val="28"/>
-          <w:lang w:val="ru-RU"/>
-        </w:rPr>
-        <w:t xml:space="preserve"> уровня эмулирует канал связи с потерями</w:t>
-      </w:r>
-      <w:r>
-        <w:rPr>
-          <w:rFonts w:ascii="Times New Roman" w:eastAsia="Times New Roman" w:hAnsi="Times New Roman" w:cs="Times New Roman"/>
-          <w:sz w:val="28"/>
-          <w:szCs w:val="28"/>
-        </w:rPr>
-        <w:t>:</w:t>
+        </w:rPr>
+        <w:t xml:space="preserve"> уровня принимает от прикладного бэкенда (или от транспортного уровня по согласованной схеме взаимодействия) задачу на генерацию тестовых данных: JSON </w:t>
+      </w:r>
+      <w:proofErr w:type="spellStart"/>
+      <w:r>
+        <w:rPr>
+          <w:rFonts w:ascii="Times New Roman" w:eastAsia="Times New Roman" w:hAnsi="Times New Roman" w:cs="Times New Roman"/>
+          <w:sz w:val="28"/>
+          <w:szCs w:val="28"/>
+        </w:rPr>
+        <w:t>Schema</w:t>
+      </w:r>
+      <w:proofErr w:type="spellEnd"/>
+      <w:r>
+        <w:rPr>
+          <w:rFonts w:ascii="Times New Roman" w:eastAsia="Times New Roman" w:hAnsi="Times New Roman" w:cs="Times New Roman"/>
+          <w:sz w:val="28"/>
+          <w:szCs w:val="28"/>
+        </w:rPr>
+        <w:t> (или эквивалентное описание структуры данных), количество требуемых примеров, при необходимости — дополнительные текстовые ограничения; в задаче должен быть идентификатор сообщения, согласованный с транспортным уровнем.</w:t>
+      </w:r>
+    </w:p>
+    <w:p>
+      <w:pPr>
+        <w:numPr>
+          <w:ilvl w:val="2"/>
+          <w:numId w:val="1"/>
+        </w:numPr>
+        <w:spacing w:line="360" w:lineRule="auto"/>
+        <w:ind w:right="-579"/>
+        <w:jc w:val="both"/>
+        <w:rPr>
+          <w:rFonts w:ascii="Times New Roman" w:eastAsia="Times New Roman" w:hAnsi="Times New Roman" w:cs="Times New Roman"/>
+          <w:sz w:val="28"/>
+          <w:szCs w:val="28"/>
+          <w:lang w:val="ru-RU"/>
+        </w:rPr>
+      </w:pPr>
+      <w:r>
+        <w:rPr>
+          <w:rFonts w:ascii="Times New Roman" w:eastAsia="Times New Roman" w:hAnsi="Times New Roman" w:cs="Times New Roman"/>
+          <w:sz w:val="28"/>
+          <w:szCs w:val="28"/>
+        </w:rPr>
+        <w:t>Генерация выполняется локальной LLM объёмом 1–7B параметров; ответ модели формируется </w:t>
+      </w:r>
+      <w:proofErr w:type="spellStart"/>
+      <w:r>
+        <w:rPr>
+          <w:rFonts w:ascii="Times New Roman" w:eastAsia="Times New Roman" w:hAnsi="Times New Roman" w:cs="Times New Roman"/>
+          <w:sz w:val="28"/>
+          <w:szCs w:val="28"/>
+        </w:rPr>
+        <w:t>потоково</w:t>
+      </w:r>
+      <w:proofErr w:type="spellEnd"/>
+      <w:r>
+        <w:rPr>
+          <w:rFonts w:ascii="Times New Roman" w:eastAsia="Times New Roman" w:hAnsi="Times New Roman" w:cs="Times New Roman"/>
+          <w:sz w:val="28"/>
+          <w:szCs w:val="28"/>
+        </w:rPr>
+        <w:t> (по частям/</w:t>
+      </w:r>
+      <w:proofErr w:type="spellStart"/>
+      <w:r>
+        <w:rPr>
+          <w:rFonts w:ascii="Times New Roman" w:eastAsia="Times New Roman" w:hAnsi="Times New Roman" w:cs="Times New Roman"/>
+          <w:sz w:val="28"/>
+          <w:szCs w:val="28"/>
+        </w:rPr>
+        <w:t>чанкам</w:t>
+      </w:r>
+      <w:proofErr w:type="spellEnd"/>
+      <w:r>
+        <w:rPr>
+          <w:rFonts w:ascii="Times New Roman" w:eastAsia="Times New Roman" w:hAnsi="Times New Roman" w:cs="Times New Roman"/>
+          <w:sz w:val="28"/>
+          <w:szCs w:val="28"/>
+        </w:rPr>
+        <w:t>).</w:t>
+      </w:r>
+    </w:p>
+    <w:p>
+      <w:pPr>
+        <w:numPr>
+          <w:ilvl w:val="2"/>
+          <w:numId w:val="1"/>
+        </w:numPr>
+        <w:spacing w:line="360" w:lineRule="auto"/>
+        <w:ind w:right="-579"/>
+        <w:jc w:val="both"/>
+        <w:rPr>
+          <w:rFonts w:ascii="Times New Roman" w:eastAsia="Times New Roman" w:hAnsi="Times New Roman" w:cs="Times New Roman"/>
+          <w:sz w:val="28"/>
+          <w:szCs w:val="28"/>
+          <w:lang w:val="ru-RU"/>
+        </w:rPr>
+      </w:pPr>
+      <w:r>
+        <w:rPr>
+          <w:rFonts w:ascii="Times New Roman" w:eastAsia="Times New Roman" w:hAnsi="Times New Roman" w:cs="Times New Roman"/>
+          <w:sz w:val="28"/>
+          <w:szCs w:val="28"/>
+        </w:rPr>
+        <w:t xml:space="preserve">Сервис </w:t>
+      </w:r>
+      <w:proofErr w:type="spellStart"/>
+      <w:r>
+        <w:rPr>
+          <w:rFonts w:ascii="Times New Roman" w:eastAsia="Times New Roman" w:hAnsi="Times New Roman" w:cs="Times New Roman"/>
+          <w:sz w:val="28"/>
+          <w:szCs w:val="28"/>
+        </w:rPr>
+        <w:t>агентного</w:t>
+      </w:r>
+      <w:proofErr w:type="spellEnd"/>
+      <w:r>
+        <w:rPr>
+          <w:rFonts w:ascii="Times New Roman" w:eastAsia="Times New Roman" w:hAnsi="Times New Roman" w:cs="Times New Roman"/>
+          <w:sz w:val="28"/>
+          <w:szCs w:val="28"/>
+        </w:rPr>
+        <w:t xml:space="preserve"> уровня </w:t>
+      </w:r>
+      <w:r>
+        <w:rPr>
+          <w:rFonts w:ascii="Times New Roman" w:eastAsia="Times New Roman" w:hAnsi="Times New Roman" w:cs="Times New Roman"/>
+          <w:b/>
+          <w:bCs/>
+          <w:sz w:val="28"/>
+          <w:szCs w:val="28"/>
+        </w:rPr>
+        <w:t>накапливает</w:t>
+      </w:r>
+      <w:r>
+        <w:rPr>
+          <w:rFonts w:ascii="Times New Roman" w:eastAsia="Times New Roman" w:hAnsi="Times New Roman" w:cs="Times New Roman"/>
+          <w:sz w:val="28"/>
+          <w:szCs w:val="28"/>
+        </w:rPr>
+        <w:t> выход LLM в буфер и </w:t>
+      </w:r>
+      <w:r>
+        <w:rPr>
+          <w:rFonts w:ascii="Times New Roman" w:eastAsia="Times New Roman" w:hAnsi="Times New Roman" w:cs="Times New Roman"/>
+          <w:b/>
+          <w:bCs/>
+          <w:sz w:val="28"/>
+          <w:szCs w:val="28"/>
+        </w:rPr>
+        <w:t>нарезает</w:t>
+      </w:r>
+      <w:r>
+        <w:rPr>
+          <w:rFonts w:ascii="Times New Roman" w:eastAsia="Times New Roman" w:hAnsi="Times New Roman" w:cs="Times New Roman"/>
+          <w:sz w:val="28"/>
+          <w:szCs w:val="28"/>
+        </w:rPr>
+        <w:t> сформированный текст на </w:t>
+      </w:r>
+      <w:r>
+        <w:rPr>
+          <w:rFonts w:ascii="Times New Roman" w:eastAsia="Times New Roman" w:hAnsi="Times New Roman" w:cs="Times New Roman"/>
+          <w:b/>
+          <w:bCs/>
+          <w:sz w:val="28"/>
+          <w:szCs w:val="28"/>
+        </w:rPr>
+        <w:t>сегменты</w:t>
+      </w:r>
+      <w:r>
+        <w:rPr>
+          <w:rFonts w:ascii="Times New Roman" w:eastAsia="Times New Roman" w:hAnsi="Times New Roman" w:cs="Times New Roman"/>
+          <w:sz w:val="28"/>
+          <w:szCs w:val="28"/>
+        </w:rPr>
+        <w:t> для передачи на транспортный уровень:</w:t>
       </w:r>
     </w:p>
     <w:p>
@@ -2866,92 +3070,19 @@
         <w:jc w:val="both"/>
         <w:rPr>
           <w:rFonts w:ascii="Times New Roman" w:eastAsia="Times New Roman" w:hAnsi="Times New Roman" w:cs="Times New Roman"/>
-        </w:rPr>
-      </w:pPr>
-      <w:r>
-        <w:rPr>
-          <w:rFonts w:ascii="Times New Roman" w:eastAsia="Times New Roman" w:hAnsi="Times New Roman" w:cs="Times New Roman"/>
-          <w:sz w:val="28"/>
-          <w:szCs w:val="28"/>
-        </w:rPr>
-        <w:t>Сервис должен вносить ошибку</w:t>
-      </w:r>
-      <w:r>
-        <w:rPr>
-          <w:rFonts w:ascii="Times New Roman" w:eastAsia="Times New Roman" w:hAnsi="Times New Roman" w:cs="Times New Roman"/>
-          <w:sz w:val="28"/>
-          <w:szCs w:val="28"/>
-        </w:rPr>
-        <w:t xml:space="preserve"> </w:t>
-      </w:r>
-      <w:r>
-        <w:rPr>
-          <w:rFonts w:ascii="Times New Roman" w:eastAsia="Times New Roman" w:hAnsi="Times New Roman" w:cs="Times New Roman"/>
-          <w:sz w:val="28"/>
-          <w:szCs w:val="28"/>
-        </w:rPr>
-        <w:t>с вероятностью 11%</w:t>
-      </w:r>
-      <w:r>
-        <w:rPr>
-          <w:rFonts w:ascii="Times New Roman" w:eastAsia="Times New Roman" w:hAnsi="Times New Roman" w:cs="Times New Roman"/>
-          <w:sz w:val="28"/>
-          <w:szCs w:val="28"/>
-        </w:rPr>
-        <w:t xml:space="preserve"> в </w:t>
-      </w:r>
-      <w:r>
-        <w:rPr>
-          <w:rFonts w:ascii="Times New Roman" w:eastAsia="Times New Roman" w:hAnsi="Times New Roman" w:cs="Times New Roman"/>
-          <w:sz w:val="28"/>
-          <w:szCs w:val="28"/>
-          <w:lang w:val="ru-RU"/>
-        </w:rPr>
-        <w:t xml:space="preserve">один случайный бит каждого </w:t>
-      </w:r>
-      <w:r>
-        <w:rPr>
-          <w:rFonts w:ascii="Times New Roman" w:eastAsia="Times New Roman" w:hAnsi="Times New Roman" w:cs="Times New Roman"/>
-          <w:sz w:val="28"/>
-          <w:szCs w:val="28"/>
-          <w:lang w:val="ru-RU"/>
-        </w:rPr>
-        <w:t>сформированн</w:t>
-      </w:r>
-      <w:r>
-        <w:rPr>
-          <w:rFonts w:ascii="Times New Roman" w:eastAsia="Times New Roman" w:hAnsi="Times New Roman" w:cs="Times New Roman"/>
-          <w:sz w:val="28"/>
-          <w:szCs w:val="28"/>
-          <w:lang w:val="ru-RU"/>
-        </w:rPr>
-        <w:t>ого</w:t>
-      </w:r>
-      <w:r>
-        <w:rPr>
-          <w:rFonts w:ascii="Times New Roman" w:eastAsia="Times New Roman" w:hAnsi="Times New Roman" w:cs="Times New Roman"/>
-          <w:sz w:val="28"/>
-          <w:szCs w:val="28"/>
-          <w:lang w:val="ru-RU"/>
-        </w:rPr>
-        <w:t xml:space="preserve"> кадр</w:t>
-      </w:r>
-      <w:r>
-        <w:rPr>
-          <w:rFonts w:ascii="Times New Roman" w:eastAsia="Times New Roman" w:hAnsi="Times New Roman" w:cs="Times New Roman"/>
-          <w:sz w:val="28"/>
-          <w:szCs w:val="28"/>
-          <w:lang w:val="ru-RU"/>
-        </w:rPr>
-        <w:t>а</w:t>
-      </w:r>
-      <w:r>
-        <w:rPr>
-          <w:rFonts w:ascii="Times New Roman" w:eastAsia="Times New Roman" w:hAnsi="Times New Roman" w:cs="Times New Roman"/>
-          <w:sz w:val="28"/>
-          <w:szCs w:val="28"/>
-        </w:rPr>
-        <w:t>;</w:t>
+          <w:sz w:val="28"/>
+          <w:szCs w:val="28"/>
+          <w:lang w:val="ru-RU"/>
+        </w:rPr>
+      </w:pPr>
+      <w:r>
+        <w:rPr>
+          <w:rFonts w:ascii="Times New Roman" w:eastAsia="Times New Roman" w:hAnsi="Times New Roman" w:cs="Times New Roman"/>
+          <w:sz w:val="28"/>
+          <w:szCs w:val="28"/>
+          <w:lang w:val="ru-RU"/>
+        </w:rPr>
+        <w:t>Максимальный размер одного сегмента по полезной нагрузке — X байт в кодировке UTF-8 (значение X задаётся в настройках сервиса; допускается указать конкретное число, например 4096, если так зафиксировано в проекте).</w:t>
       </w:r>
     </w:p>
     <w:p>
@@ -2965,33 +3096,45 @@
         <w:jc w:val="both"/>
         <w:rPr>
           <w:rFonts w:ascii="Times New Roman" w:eastAsia="Times New Roman" w:hAnsi="Times New Roman" w:cs="Times New Roman"/>
-        </w:rPr>
-      </w:pPr>
-      <w:r>
-        <w:rPr>
-          <w:rFonts w:ascii="Times New Roman" w:eastAsia="Times New Roman" w:hAnsi="Times New Roman" w:cs="Times New Roman"/>
-          <w:sz w:val="28"/>
-          <w:szCs w:val="28"/>
-        </w:rPr>
-        <w:lastRenderedPageBreak/>
-        <w:t xml:space="preserve">Сервис должен терять </w:t>
-      </w:r>
-      <w:r>
-        <w:rPr>
-          <w:rFonts w:ascii="Times New Roman" w:eastAsia="Times New Roman" w:hAnsi="Times New Roman" w:cs="Times New Roman"/>
-          <w:sz w:val="28"/>
-          <w:szCs w:val="28"/>
-          <w:lang w:val="ru-RU"/>
-        </w:rPr>
-        <w:t>передаваемый кадр</w:t>
-      </w:r>
-      <w:r>
-        <w:rPr>
-          <w:rFonts w:ascii="Times New Roman" w:eastAsia="Times New Roman" w:hAnsi="Times New Roman" w:cs="Times New Roman"/>
-          <w:sz w:val="28"/>
-          <w:szCs w:val="28"/>
-        </w:rPr>
-        <w:t xml:space="preserve"> с вероятностью 2%;</w:t>
+          <w:sz w:val="28"/>
+          <w:szCs w:val="28"/>
+          <w:lang w:val="ru-RU"/>
+        </w:rPr>
+      </w:pPr>
+      <w:r>
+        <w:rPr>
+          <w:rFonts w:ascii="Times New Roman" w:eastAsia="Times New Roman" w:hAnsi="Times New Roman" w:cs="Times New Roman"/>
+          <w:sz w:val="28"/>
+          <w:szCs w:val="28"/>
+          <w:lang w:val="ru-RU"/>
+        </w:rPr>
+        <w:t>Каждый сегмент передаётся на транспортный уровень отдельным HTTP-запросом (приём сегментов транспортом), в теле запроса указываются как минимум: идентификатор сообщения, время отправки, общее число сегментов, номер данного сегмента, фрагмент полезной нагрузки (часть сгенерированных примеров в виде текста/JSON).</w:t>
+      </w:r>
+    </w:p>
+    <w:p>
+      <w:pPr>
+        <w:numPr>
+          <w:ilvl w:val="3"/>
+          <w:numId w:val="1"/>
+        </w:numPr>
+        <w:spacing w:line="360" w:lineRule="auto"/>
+        <w:ind w:right="-579"/>
+        <w:jc w:val="both"/>
+        <w:rPr>
+          <w:rFonts w:ascii="Times New Roman" w:eastAsia="Times New Roman" w:hAnsi="Times New Roman" w:cs="Times New Roman"/>
+          <w:sz w:val="28"/>
+          <w:szCs w:val="28"/>
+          <w:lang w:val="ru-RU"/>
+        </w:rPr>
+      </w:pPr>
+      <w:r>
+        <w:rPr>
+          <w:rFonts w:ascii="Times New Roman" w:eastAsia="Times New Roman" w:hAnsi="Times New Roman" w:cs="Times New Roman"/>
+          <w:sz w:val="28"/>
+          <w:szCs w:val="28"/>
+          <w:lang w:val="ru-RU"/>
+        </w:rPr>
+        <w:t>Сегменты нумеруются последовательно; порядок отправки соответствует порядку появления данных в потоке генерации.</w:t>
       </w:r>
     </w:p>
     <w:p>
@@ -3005,349 +3148,20 @@
         <w:jc w:val="both"/>
         <w:rPr>
           <w:rFonts w:ascii="Times New Roman" w:eastAsia="Times New Roman" w:hAnsi="Times New Roman" w:cs="Times New Roman"/>
-        </w:rPr>
-      </w:pPr>
-      <w:r>
-        <w:rPr>
-          <w:rFonts w:ascii="Times New Roman" w:eastAsia="Times New Roman" w:hAnsi="Times New Roman" w:cs="Times New Roman"/>
-          <w:sz w:val="28"/>
-          <w:szCs w:val="28"/>
-        </w:rPr>
-        <w:t xml:space="preserve">Реализация </w:t>
-      </w:r>
-      <w:r>
-        <w:rPr>
-          <w:rFonts w:ascii="Times New Roman" w:eastAsia="Times New Roman" w:hAnsi="Times New Roman" w:cs="Times New Roman"/>
-          <w:sz w:val="28"/>
-          <w:szCs w:val="28"/>
-          <w:lang w:val="en-US"/>
-        </w:rPr>
-        <w:t>HTTP</w:t>
-      </w:r>
-      <w:r>
-        <w:rPr>
-          <w:rFonts w:ascii="Times New Roman" w:eastAsia="Times New Roman" w:hAnsi="Times New Roman" w:cs="Times New Roman"/>
-          <w:sz w:val="28"/>
-          <w:szCs w:val="28"/>
-          <w:lang w:val="ru-RU"/>
-        </w:rPr>
-        <w:t>-</w:t>
-      </w:r>
-      <w:r>
-        <w:rPr>
-          <w:rFonts w:ascii="Times New Roman" w:eastAsia="Times New Roman" w:hAnsi="Times New Roman" w:cs="Times New Roman"/>
-          <w:sz w:val="28"/>
-          <w:szCs w:val="28"/>
-        </w:rPr>
-        <w:t xml:space="preserve">метода </w:t>
-      </w:r>
-      <w:r>
-        <w:rPr>
-          <w:rFonts w:ascii="Times New Roman" w:eastAsia="Times New Roman" w:hAnsi="Times New Roman" w:cs="Times New Roman"/>
-          <w:sz w:val="28"/>
-          <w:szCs w:val="28"/>
-          <w:lang w:val="en-US"/>
-        </w:rPr>
-        <w:t>Code</w:t>
-      </w:r>
-      <w:r>
-        <w:rPr>
-          <w:rFonts w:ascii="Times New Roman" w:eastAsia="Times New Roman" w:hAnsi="Times New Roman" w:cs="Times New Roman"/>
-          <w:sz w:val="28"/>
-          <w:szCs w:val="28"/>
-          <w:lang w:val="ru-RU"/>
-        </w:rPr>
-        <w:t xml:space="preserve"> </w:t>
-      </w:r>
-      <w:r>
-        <w:rPr>
-          <w:rFonts w:ascii="Times New Roman" w:eastAsia="Times New Roman" w:hAnsi="Times New Roman" w:cs="Times New Roman"/>
-          <w:sz w:val="28"/>
-          <w:szCs w:val="28"/>
-        </w:rPr>
-        <w:t xml:space="preserve">для </w:t>
-      </w:r>
-      <w:r>
-        <w:rPr>
-          <w:rFonts w:ascii="Times New Roman" w:eastAsia="Times New Roman" w:hAnsi="Times New Roman" w:cs="Times New Roman"/>
-          <w:sz w:val="28"/>
-          <w:szCs w:val="28"/>
-          <w:lang w:val="ru-RU"/>
-        </w:rPr>
-        <w:t>кодирования</w:t>
-      </w:r>
-      <w:r>
-        <w:rPr>
-          <w:rFonts w:ascii="Times New Roman" w:eastAsia="Times New Roman" w:hAnsi="Times New Roman" w:cs="Times New Roman"/>
-          <w:sz w:val="28"/>
-          <w:szCs w:val="28"/>
-          <w:lang w:val="ru-RU"/>
-        </w:rPr>
-        <w:t xml:space="preserve"> и декодирования</w:t>
-      </w:r>
-      <w:r>
-        <w:rPr>
-          <w:rFonts w:ascii="Times New Roman" w:eastAsia="Times New Roman" w:hAnsi="Times New Roman" w:cs="Times New Roman"/>
-          <w:sz w:val="28"/>
-          <w:szCs w:val="28"/>
-          <w:lang w:val="ru-RU"/>
-        </w:rPr>
-        <w:t xml:space="preserve"> полученного</w:t>
-      </w:r>
-      <w:r>
-        <w:rPr>
-          <w:rFonts w:ascii="Times New Roman" w:eastAsia="Times New Roman" w:hAnsi="Times New Roman" w:cs="Times New Roman"/>
-          <w:sz w:val="28"/>
-          <w:szCs w:val="28"/>
-        </w:rPr>
-        <w:t xml:space="preserve"> </w:t>
-      </w:r>
-      <w:r>
-        <w:rPr>
-          <w:rFonts w:ascii="Times New Roman" w:eastAsia="Times New Roman" w:hAnsi="Times New Roman" w:cs="Times New Roman"/>
-          <w:sz w:val="28"/>
-          <w:szCs w:val="28"/>
-        </w:rPr>
-        <w:t>от транспортного уровня</w:t>
-      </w:r>
-      <w:r>
-        <w:rPr>
-          <w:rFonts w:ascii="Times New Roman" w:eastAsia="Times New Roman" w:hAnsi="Times New Roman" w:cs="Times New Roman"/>
-          <w:sz w:val="28"/>
-          <w:szCs w:val="28"/>
-        </w:rPr>
-        <w:t xml:space="preserve"> </w:t>
-      </w:r>
-      <w:r>
-        <w:rPr>
-          <w:rFonts w:ascii="Times New Roman" w:eastAsia="Times New Roman" w:hAnsi="Times New Roman" w:cs="Times New Roman"/>
-          <w:sz w:val="28"/>
-          <w:szCs w:val="28"/>
-          <w:lang w:val="ru-RU"/>
-        </w:rPr>
-        <w:t>сегмента</w:t>
-      </w:r>
-      <w:r>
-        <w:rPr>
-          <w:rFonts w:ascii="Times New Roman" w:eastAsia="Times New Roman" w:hAnsi="Times New Roman" w:cs="Times New Roman"/>
-          <w:sz w:val="28"/>
-          <w:szCs w:val="28"/>
-        </w:rPr>
-        <w:t>:</w:t>
-      </w:r>
-    </w:p>
-    <w:p>
-      <w:pPr>
-        <w:numPr>
-          <w:ilvl w:val="3"/>
-          <w:numId w:val="1"/>
-        </w:numPr>
-        <w:spacing w:line="360" w:lineRule="auto"/>
-        <w:ind w:right="-579"/>
-        <w:jc w:val="both"/>
-        <w:rPr>
-          <w:rFonts w:ascii="Times New Roman" w:eastAsia="Times New Roman" w:hAnsi="Times New Roman" w:cs="Times New Roman"/>
-          <w:sz w:val="28"/>
-          <w:szCs w:val="28"/>
-        </w:rPr>
-      </w:pPr>
-      <w:r>
-        <w:rPr>
-          <w:rFonts w:ascii="Times New Roman" w:eastAsia="Times New Roman" w:hAnsi="Times New Roman" w:cs="Times New Roman"/>
-          <w:sz w:val="28"/>
-          <w:szCs w:val="28"/>
-          <w:lang w:val="ru-RU"/>
-        </w:rPr>
-        <w:t>После внесения ошибки в кадр он декодируется с исправлением ошибки и передается далее в виде сегмента на транспортный уровень;</w:t>
-      </w:r>
-    </w:p>
-    <w:p>
-      <w:pPr>
-        <w:numPr>
-          <w:ilvl w:val="2"/>
-          <w:numId w:val="1"/>
-        </w:numPr>
-        <w:spacing w:line="360" w:lineRule="auto"/>
-        <w:ind w:right="-579"/>
-        <w:jc w:val="both"/>
-        <w:rPr>
-          <w:rFonts w:ascii="Times New Roman" w:eastAsia="Times New Roman" w:hAnsi="Times New Roman" w:cs="Times New Roman"/>
-          <w:sz w:val="28"/>
-          <w:szCs w:val="28"/>
-        </w:rPr>
-      </w:pPr>
-      <w:proofErr w:type="spellStart"/>
-      <w:r>
-        <w:rPr>
-          <w:rFonts w:ascii="Times New Roman" w:eastAsia="Times New Roman" w:hAnsi="Times New Roman" w:cs="Times New Roman"/>
-          <w:sz w:val="28"/>
-          <w:szCs w:val="28"/>
-          <w:lang w:val="ru-RU"/>
-        </w:rPr>
-        <w:t>Агентный</w:t>
-      </w:r>
-      <w:proofErr w:type="spellEnd"/>
-      <w:r>
-        <w:rPr>
-          <w:rFonts w:ascii="Times New Roman" w:eastAsia="Times New Roman" w:hAnsi="Times New Roman" w:cs="Times New Roman"/>
-          <w:sz w:val="28"/>
-          <w:szCs w:val="28"/>
-          <w:lang w:val="ru-RU"/>
-        </w:rPr>
-        <w:t xml:space="preserve"> сервис выполняет генерацию тестовых данных на основе переданной JSON-структуры.</w:t>
-      </w:r>
-    </w:p>
-    <w:p>
-      <w:pPr>
-        <w:numPr>
-          <w:ilvl w:val="3"/>
-          <w:numId w:val="1"/>
-        </w:numPr>
-        <w:spacing w:line="360" w:lineRule="auto"/>
-        <w:ind w:right="-579"/>
-        <w:jc w:val="both"/>
-        <w:rPr>
-          <w:rFonts w:ascii="Times New Roman" w:eastAsia="Times New Roman" w:hAnsi="Times New Roman" w:cs="Times New Roman"/>
-          <w:sz w:val="28"/>
-          <w:szCs w:val="28"/>
-          <w:lang w:val="ru-RU"/>
-        </w:rPr>
-      </w:pPr>
-      <w:r>
-        <w:rPr>
-          <w:rFonts w:ascii="Times New Roman" w:eastAsia="Times New Roman" w:hAnsi="Times New Roman" w:cs="Times New Roman"/>
-          <w:sz w:val="28"/>
-          <w:szCs w:val="28"/>
-          <w:lang w:val="ru-RU"/>
-        </w:rPr>
-        <w:t>Агент принимает JSON-структуру данных и количество требуемых примеров;</w:t>
-      </w:r>
-    </w:p>
-    <w:p>
-      <w:pPr>
-        <w:numPr>
-          <w:ilvl w:val="3"/>
-          <w:numId w:val="1"/>
-        </w:numPr>
-        <w:spacing w:line="360" w:lineRule="auto"/>
-        <w:ind w:right="-579"/>
-        <w:jc w:val="both"/>
-        <w:rPr>
-          <w:rFonts w:ascii="Times New Roman" w:eastAsia="Times New Roman" w:hAnsi="Times New Roman" w:cs="Times New Roman"/>
-          <w:sz w:val="28"/>
-          <w:szCs w:val="28"/>
-          <w:lang w:val="ru-RU"/>
-        </w:rPr>
-      </w:pPr>
-      <w:r>
-        <w:rPr>
-          <w:rFonts w:ascii="Times New Roman" w:eastAsia="Times New Roman" w:hAnsi="Times New Roman" w:cs="Times New Roman"/>
-          <w:sz w:val="28"/>
-          <w:szCs w:val="28"/>
-          <w:lang w:val="ru-RU"/>
-        </w:rPr>
-        <w:t>Генерация выполняется локальной LLM-моделью объёмом 1–7 B параметров;</w:t>
-      </w:r>
-    </w:p>
-    <w:p>
-      <w:pPr>
-        <w:numPr>
-          <w:ilvl w:val="3"/>
-          <w:numId w:val="1"/>
-        </w:numPr>
-        <w:spacing w:line="360" w:lineRule="auto"/>
-        <w:ind w:right="-579"/>
-        <w:jc w:val="both"/>
-        <w:rPr>
-          <w:rFonts w:ascii="Times New Roman" w:eastAsia="Times New Roman" w:hAnsi="Times New Roman" w:cs="Times New Roman"/>
-          <w:sz w:val="28"/>
-          <w:szCs w:val="28"/>
-          <w:lang w:val="ru-RU"/>
-        </w:rPr>
-      </w:pPr>
-      <w:r>
-        <w:rPr>
-          <w:rFonts w:ascii="Times New Roman" w:eastAsia="Times New Roman" w:hAnsi="Times New Roman" w:cs="Times New Roman"/>
-          <w:sz w:val="28"/>
-          <w:szCs w:val="28"/>
-          <w:lang w:val="ru-RU"/>
-        </w:rPr>
-        <w:t xml:space="preserve">Ответ формируется </w:t>
-      </w:r>
-      <w:proofErr w:type="spellStart"/>
-      <w:r>
-        <w:rPr>
-          <w:rFonts w:ascii="Times New Roman" w:eastAsia="Times New Roman" w:hAnsi="Times New Roman" w:cs="Times New Roman"/>
-          <w:sz w:val="28"/>
-          <w:szCs w:val="28"/>
-          <w:lang w:val="ru-RU"/>
-        </w:rPr>
-        <w:t>потоково</w:t>
-      </w:r>
-      <w:proofErr w:type="spellEnd"/>
-      <w:r>
-        <w:rPr>
-          <w:rFonts w:ascii="Times New Roman" w:eastAsia="Times New Roman" w:hAnsi="Times New Roman" w:cs="Times New Roman"/>
-          <w:sz w:val="28"/>
-          <w:szCs w:val="28"/>
-          <w:lang w:val="ru-RU"/>
-        </w:rPr>
-        <w:t xml:space="preserve">. Сервис </w:t>
-      </w:r>
-      <w:proofErr w:type="spellStart"/>
-      <w:r>
-        <w:rPr>
-          <w:rFonts w:ascii="Times New Roman" w:eastAsia="Times New Roman" w:hAnsi="Times New Roman" w:cs="Times New Roman"/>
-          <w:sz w:val="28"/>
-          <w:szCs w:val="28"/>
-          <w:lang w:val="ru-RU"/>
-        </w:rPr>
-        <w:t>агентного</w:t>
-      </w:r>
-      <w:proofErr w:type="spellEnd"/>
-      <w:r>
-        <w:rPr>
-          <w:rFonts w:ascii="Times New Roman" w:eastAsia="Times New Roman" w:hAnsi="Times New Roman" w:cs="Times New Roman"/>
-          <w:sz w:val="28"/>
-          <w:szCs w:val="28"/>
-          <w:lang w:val="ru-RU"/>
-        </w:rPr>
-        <w:t xml:space="preserve"> уровня накапливает сгенерированные JSON-объекты и формирует сообщения размером до 1000 байт полезной нагрузки, после чего передает их на транспортный уровень.</w:t>
-      </w:r>
-      <w:r>
-        <w:rPr>
-          <w:rFonts w:ascii="Times New Roman" w:eastAsia="Times New Roman" w:hAnsi="Times New Roman" w:cs="Times New Roman"/>
-          <w:sz w:val="28"/>
-          <w:szCs w:val="28"/>
-          <w:lang w:val="ru-RU"/>
-        </w:rPr>
-        <w:t>;</w:t>
-      </w:r>
-    </w:p>
-    <w:p>
-      <w:pPr>
-        <w:numPr>
-          <w:ilvl w:val="2"/>
-          <w:numId w:val="1"/>
-        </w:numPr>
-        <w:spacing w:line="360" w:lineRule="auto"/>
-        <w:ind w:right="-579"/>
-        <w:jc w:val="both"/>
-        <w:rPr>
-          <w:rFonts w:ascii="Times New Roman" w:eastAsia="Times New Roman" w:hAnsi="Times New Roman" w:cs="Times New Roman"/>
-          <w:sz w:val="28"/>
-          <w:szCs w:val="28"/>
-          <w:lang w:val="ru-RU"/>
-        </w:rPr>
-      </w:pPr>
-      <w:r>
-        <w:rPr>
-          <w:rFonts w:ascii="Times New Roman" w:eastAsia="Times New Roman" w:hAnsi="Times New Roman" w:cs="Times New Roman"/>
-          <w:sz w:val="28"/>
-          <w:szCs w:val="28"/>
-          <w:lang w:val="ru-RU"/>
-        </w:rPr>
-        <w:t>При ошибке генерации формируется сообщение с признаком ошибки.</w:t>
+          <w:sz w:val="28"/>
+          <w:szCs w:val="28"/>
+          <w:lang w:val="ru-RU"/>
+        </w:rPr>
+      </w:pPr>
+      <w:r>
+        <w:rPr>
+          <w:rFonts w:ascii="Times New Roman" w:eastAsia="Times New Roman" w:hAnsi="Times New Roman" w:cs="Times New Roman"/>
+          <w:sz w:val="28"/>
+          <w:szCs w:val="28"/>
+          <w:lang w:val="ru-RU"/>
+        </w:rPr>
+        <w:lastRenderedPageBreak/>
+        <w:t>При ошибке генерации (недоступность модели, сбой, невозможность сформировать результат) сервис формирует сообщение с признаком ошибки по согласованному с транспортным и прикладным уровнями формату (чтобы на прикладном уровне отобразилось сообщение об ошибке вместо данных).</w:t>
       </w:r>
     </w:p>
     <w:p>
@@ -3869,7 +3683,6 @@
           <w:szCs w:val="28"/>
           <w:lang w:val="en-US"/>
         </w:rPr>
-        <w:lastRenderedPageBreak/>
         <w:t>G</w:t>
       </w:r>
       <w:r>
@@ -4748,20 +4561,7 @@
     <w:p>
       <w:pPr>
         <w:spacing w:line="360" w:lineRule="auto"/>
-        <w:ind w:right="-579" w:firstLine="850"/>
-        <w:jc w:val="both"/>
-        <w:rPr>
-          <w:rFonts w:ascii="Times New Roman" w:eastAsia="Times New Roman" w:hAnsi="Times New Roman" w:cs="Times New Roman"/>
-          <w:sz w:val="28"/>
-          <w:szCs w:val="28"/>
-          <w:lang w:val="ru-RU"/>
-        </w:rPr>
-      </w:pPr>
-    </w:p>
-    <w:p>
-      <w:pPr>
-        <w:spacing w:line="360" w:lineRule="auto"/>
-        <w:ind w:right="-579" w:firstLine="850"/>
+        <w:ind w:right="-579"/>
         <w:jc w:val="both"/>
         <w:rPr>
           <w:rFonts w:ascii="Times New Roman" w:eastAsia="Times New Roman" w:hAnsi="Times New Roman" w:cs="Times New Roman"/>
@@ -4805,7 +4605,6 @@
           <w:sz w:val="28"/>
           <w:szCs w:val="28"/>
         </w:rPr>
-        <w:lastRenderedPageBreak/>
         <w:t>Дополнительные условия:</w:t>
       </w:r>
     </w:p>
@@ -5800,6 +5599,11 @@
       <w:lang w:eastAsia="en-GB"/>
     </w:rPr>
   </w:style>
+  <w:style w:type="character" w:customStyle="1" w:styleId="font-semibold">
+    <w:name w:val="font-semibold"/>
+    <w:basedOn w:val="DefaultParagraphFont"/>
+    <w:rsid w:val="003834E4"/>
+  </w:style>
 </w:styles>
 </file>
 

--- a/ТЗ_СетиАСОИУ_Гаврилов_Турсков.docx
+++ b/ТЗ_СетиАСОИУ_Гаврилов_Турсков.docx
@@ -1908,14 +1908,71 @@
         </w:rPr>
         <w:t xml:space="preserve">у </w:t>
       </w:r>
-      <w:r>
-        <w:rPr>
-          <w:rFonts w:ascii="Times New Roman" w:eastAsia="Times New Roman" w:hAnsi="Times New Roman" w:cs="Times New Roman"/>
-          <w:sz w:val="28"/>
-          <w:szCs w:val="28"/>
-          <w:lang w:val="ru-RU"/>
-        </w:rPr>
-        <w:t>https://claude.ai/</w:t>
+      <w:hyperlink r:id="rId8" w:history="1">
+        <w:r>
+          <w:rPr>
+            <w:rStyle w:val="Hyperlink"/>
+            <w:rFonts w:ascii="Times New Roman" w:eastAsia="Times New Roman" w:hAnsi="Times New Roman" w:cs="Times New Roman"/>
+            <w:sz w:val="28"/>
+            <w:szCs w:val="28"/>
+            <w:lang w:val="ru-RU"/>
+          </w:rPr>
+          <w:t>https://claude.ai/</w:t>
+        </w:r>
+      </w:hyperlink>
+    </w:p>
+    <w:p>
+      <w:pPr>
+        <w:numPr>
+          <w:ilvl w:val="3"/>
+          <w:numId w:val="1"/>
+        </w:numPr>
+        <w:spacing w:line="360" w:lineRule="auto"/>
+        <w:ind w:right="-579"/>
+        <w:jc w:val="both"/>
+        <w:rPr>
+          <w:rFonts w:ascii="Times New Roman" w:eastAsia="Times New Roman" w:hAnsi="Times New Roman" w:cs="Times New Roman"/>
+          <w:sz w:val="28"/>
+          <w:szCs w:val="28"/>
+        </w:rPr>
+      </w:pPr>
+      <w:r>
+        <w:rPr>
+          <w:rFonts w:ascii="Times New Roman" w:eastAsia="Times New Roman" w:hAnsi="Times New Roman" w:cs="Times New Roman"/>
+          <w:sz w:val="28"/>
+          <w:szCs w:val="28"/>
+        </w:rPr>
+        <w:t xml:space="preserve">Макет интерфейса: </w:t>
+      </w:r>
+      <w:hyperlink r:id="rId9" w:history="1">
+        <w:r>
+          <w:rPr>
+            <w:rStyle w:val="Hyperlink"/>
+            <w:rFonts w:ascii="Times New Roman" w:eastAsia="Times New Roman" w:hAnsi="Times New Roman" w:cs="Times New Roman"/>
+            <w:sz w:val="28"/>
+            <w:szCs w:val="28"/>
+            <w:lang w:val="en-US"/>
+          </w:rPr>
+          <w:t>Figm</w:t>
+        </w:r>
+        <w:r>
+          <w:rPr>
+            <w:rStyle w:val="Hyperlink"/>
+            <w:rFonts w:ascii="Times New Roman" w:eastAsia="Times New Roman" w:hAnsi="Times New Roman" w:cs="Times New Roman"/>
+            <w:sz w:val="28"/>
+            <w:szCs w:val="28"/>
+            <w:lang w:val="en-US"/>
+          </w:rPr>
+          <w:t>a</w:t>
+        </w:r>
+      </w:hyperlink>
+      <w:r>
+        <w:rPr>
+          <w:rFonts w:ascii="Times New Roman" w:eastAsia="Times New Roman" w:hAnsi="Times New Roman" w:cs="Times New Roman"/>
+          <w:sz w:val="28"/>
+          <w:szCs w:val="28"/>
+        </w:rPr>
+        <w:t xml:space="preserve"> (доступ на просмотр/редактирование по согласованию).</w:t>
       </w:r>
     </w:p>
     <w:p>
@@ -2123,6 +2180,7 @@
           <w:sz w:val="28"/>
           <w:szCs w:val="28"/>
         </w:rPr>
+        <w:lastRenderedPageBreak/>
         <w:t>В JSON каждого сообщения указывается отправитель, время отправки, признак ошибки и полезная нагрузка;</w:t>
       </w:r>
     </w:p>
@@ -2147,7 +2205,6 @@
           <w:sz w:val="28"/>
           <w:szCs w:val="28"/>
         </w:rPr>
-        <w:lastRenderedPageBreak/>
         <w:t xml:space="preserve">Полученное по HTTP сообщение отправляется широковещательной </w:t>
       </w:r>
       <w:proofErr w:type="spellStart"/>
@@ -2693,6 +2750,7 @@
           <w:sz w:val="28"/>
           <w:szCs w:val="28"/>
         </w:rPr>
+        <w:lastRenderedPageBreak/>
         <w:t>Формирование очереди для полученных сегментов, которые раз в 2 секунды</w:t>
       </w:r>
       <w:r>
@@ -2827,7 +2885,6 @@
           <w:sz w:val="28"/>
           <w:szCs w:val="28"/>
         </w:rPr>
-        <w:lastRenderedPageBreak/>
         <w:t>Агентный</w:t>
       </w:r>
       <w:proofErr w:type="spellEnd"/>
@@ -3108,7 +3165,17 @@
           <w:szCs w:val="28"/>
           <w:lang w:val="ru-RU"/>
         </w:rPr>
-        <w:t>Каждый сегмент передаётся на транспортный уровень отдельным HTTP-запросом (приём сегментов транспортом), в теле запроса указываются как минимум: идентификатор сообщения, время отправки, общее число сегментов, номер данного сегмента, фрагмент полезной нагрузки (часть сгенерированных примеров в виде текста/JSON).</w:t>
+        <w:t xml:space="preserve">Каждый сегмент передаётся на транспортный уровень отдельным HTTP-запросом (приём сегментов транспортом), в теле запроса указываются как минимум: идентификатор сообщения, время отправки, общее число сегментов, номер данного сегмента, фрагмент полезной </w:t>
+      </w:r>
+      <w:r>
+        <w:rPr>
+          <w:rFonts w:ascii="Times New Roman" w:eastAsia="Times New Roman" w:hAnsi="Times New Roman" w:cs="Times New Roman"/>
+          <w:sz w:val="28"/>
+          <w:szCs w:val="28"/>
+          <w:lang w:val="ru-RU"/>
+        </w:rPr>
+        <w:lastRenderedPageBreak/>
+        <w:t>нагрузки (часть сгенерированных примеров в виде текста/JSON).</w:t>
       </w:r>
     </w:p>
     <w:p>
@@ -3160,7 +3227,6 @@
           <w:szCs w:val="28"/>
           <w:lang w:val="ru-RU"/>
         </w:rPr>
-        <w:lastRenderedPageBreak/>
         <w:t>При ошибке генерации (недоступность модели, сбой, невозможность сформировать результат) сервис формирует сообщение с признаком ошибки по согласованному с транспортным и прикладным уровнями формату (чтобы на прикладном уровне отобразилось сообщение об ошибке вместо данных).</w:t>
       </w:r>
     </w:p>
@@ -3171,6 +3237,7 @@
         <w:jc w:val="both"/>
         <w:rPr>
           <w:rFonts w:ascii="Times New Roman" w:eastAsia="Times New Roman" w:hAnsi="Times New Roman" w:cs="Times New Roman"/>
+          <w:lang w:val="ru-RU"/>
         </w:rPr>
       </w:pPr>
     </w:p>
@@ -4094,6 +4161,7 @@
           <w:sz w:val="28"/>
           <w:szCs w:val="28"/>
         </w:rPr>
+        <w:lastRenderedPageBreak/>
         <w:t xml:space="preserve">Разработать макет </w:t>
       </w:r>
       <w:proofErr w:type="spellStart"/>
@@ -4630,8 +4698,8 @@
       </w:r>
     </w:p>
     <w:sectPr>
-      <w:footerReference w:type="default" r:id="rId8"/>
-      <w:footerReference w:type="first" r:id="rId9"/>
+      <w:footerReference w:type="default" r:id="rId10"/>
+      <w:footerReference w:type="first" r:id="rId11"/>
       <w:pgSz w:w="11909" w:h="16834"/>
       <w:pgMar w:top="1134" w:right="850" w:bottom="1134" w:left="1701" w:header="720" w:footer="720" w:gutter="0"/>
       <w:pgNumType w:start="1"/>
@@ -5604,6 +5672,41 @@
     <w:basedOn w:val="DefaultParagraphFont"/>
     <w:rsid w:val="003834E4"/>
   </w:style>
+  <w:style w:type="character" w:styleId="Hyperlink">
+    <w:name w:val="Hyperlink"/>
+    <w:basedOn w:val="DefaultParagraphFont"/>
+    <w:uiPriority w:val="99"/>
+    <w:unhideWhenUsed/>
+    <w:rsid w:val="00251A8C"/>
+    <w:rPr>
+      <w:color w:val="0000FF" w:themeColor="hyperlink"/>
+      <w:u w:val="single"/>
+    </w:rPr>
+  </w:style>
+  <w:style w:type="character" w:styleId="UnresolvedMention">
+    <w:name w:val="Unresolved Mention"/>
+    <w:basedOn w:val="DefaultParagraphFont"/>
+    <w:uiPriority w:val="99"/>
+    <w:semiHidden/>
+    <w:unhideWhenUsed/>
+    <w:rsid w:val="00251A8C"/>
+    <w:rPr>
+      <w:color w:val="605E5C"/>
+      <w:shd w:val="clear" w:color="auto" w:fill="E1DFDD"/>
+    </w:rPr>
+  </w:style>
+  <w:style w:type="character" w:styleId="FollowedHyperlink">
+    <w:name w:val="FollowedHyperlink"/>
+    <w:basedOn w:val="DefaultParagraphFont"/>
+    <w:uiPriority w:val="99"/>
+    <w:semiHidden/>
+    <w:unhideWhenUsed/>
+    <w:rsid w:val="00251A8C"/>
+    <w:rPr>
+      <w:color w:val="800080" w:themeColor="followedHyperlink"/>
+      <w:u w:val="single"/>
+    </w:rPr>
+  </w:style>
 </w:styles>
 </file>
 
